--- a/Cambridge_Token_Factory_Research_Citations.docx
+++ b/Cambridge_Token_Factory_Research_Citations.docx
@@ -419,7 +419,7 @@
                 <w:sz w:val="20"/>
                 <w:szCs w:val="20"/>
               </w:rPr>
-              <w:t xml:space="preserve">6</w:t>
+              <w:t xml:space="preserve">9</w:t>
             </w:r>
           </w:p>
         </w:tc>
@@ -451,7 +451,7 @@
                 <w:sz w:val="20"/>
                 <w:szCs w:val="20"/>
               </w:rPr>
-              <w:t xml:space="preserve">[9] [10] [11] [12] [13] [14]</w:t>
+              <w:t xml:space="preserve">[9] [10] [11] [12] [13] [14] [20] [21] [23]</w:t>
             </w:r>
           </w:p>
         </w:tc>
@@ -522,7 +522,7 @@
                 <w:sz w:val="20"/>
                 <w:szCs w:val="20"/>
               </w:rPr>
-              <w:t xml:space="preserve">5</w:t>
+              <w:t xml:space="preserve">9</w:t>
             </w:r>
           </w:p>
         </w:tc>
@@ -555,7 +555,7 @@
                 <w:sz w:val="20"/>
                 <w:szCs w:val="20"/>
               </w:rPr>
-              <w:t xml:space="preserve">[15] [16] [17] [18] [19]</w:t>
+              <w:t xml:space="preserve">[15] [16] [17] [18] [19] [22] [24] [25] [26]</w:t>
             </w:r>
           </w:p>
         </w:tc>
@@ -764,7 +764,7 @@
         <w:spacing w:after="80"/>
         <w:ind w:left="600"/>
       </w:pPr>
-      <w:hyperlink w:history="1" r:id="rIdbj2vpqxceixnzauna5u4p">
+      <w:hyperlink w:history="1" r:id="rIdmdh_tbhnovpdpvdie-xoi">
         <w:r>
           <w:rPr>
             <w:rStyle w:val="Hyperlink"/>
@@ -844,7 +844,7 @@
         <w:spacing w:after="80"/>
         <w:ind w:left="600"/>
       </w:pPr>
-      <w:hyperlink w:history="1" r:id="rIdtk2o2whaiq54efnszf_1f">
+      <w:hyperlink w:history="1" r:id="rIdqd0qtu-5f7qsnwjcsxzqi">
         <w:r>
           <w:rPr>
             <w:rStyle w:val="Hyperlink"/>
@@ -924,7 +924,7 @@
         <w:spacing w:after="80"/>
         <w:ind w:left="600"/>
       </w:pPr>
-      <w:hyperlink w:history="1" r:id="rId8uit9rnykcq__2bsyecr0">
+      <w:hyperlink w:history="1" r:id="rIdpwmqqfvo_ej6_aedt_9tp">
         <w:r>
           <w:rPr>
             <w:rStyle w:val="Hyperlink"/>
@@ -1004,7 +1004,7 @@
         <w:spacing w:after="80"/>
         <w:ind w:left="600"/>
       </w:pPr>
-      <w:hyperlink w:history="1" r:id="rIdqseqpocsh0eqcclgq6e4y">
+      <w:hyperlink w:history="1" r:id="rIdulgtqccjdu01ye_y78-m5">
         <w:r>
           <w:rPr>
             <w:rStyle w:val="Hyperlink"/>
@@ -1084,7 +1084,7 @@
         <w:spacing w:after="80"/>
         <w:ind w:left="600"/>
       </w:pPr>
-      <w:hyperlink w:history="1" r:id="rIdfdy9jmfvam8md9_9er22f">
+      <w:hyperlink w:history="1" r:id="rIdj3kiufyxezawb1fga8zij">
         <w:r>
           <w:rPr>
             <w:rStyle w:val="Hyperlink"/>
@@ -1172,7 +1172,7 @@
         <w:spacing w:after="80"/>
         <w:ind w:left="600"/>
       </w:pPr>
-      <w:hyperlink w:history="1" r:id="rIdufylvvcm8n_r8bw_f1noj">
+      <w:hyperlink w:history="1" r:id="rIdnjgcovyi-khmvj06ogewg">
         <w:r>
           <w:rPr>
             <w:rStyle w:val="Hyperlink"/>
@@ -1252,7 +1252,7 @@
         <w:spacing w:after="80"/>
         <w:ind w:left="600"/>
       </w:pPr>
-      <w:hyperlink w:history="1" r:id="rIdhehiuguanrtmshpkuoht7">
+      <w:hyperlink w:history="1" r:id="rId3hjb2dzff8zysj8oj2wl1">
         <w:r>
           <w:rPr>
             <w:rStyle w:val="Hyperlink"/>
@@ -1332,7 +1332,7 @@
         <w:spacing w:after="80"/>
         <w:ind w:left="600"/>
       </w:pPr>
-      <w:hyperlink w:history="1" r:id="rId429zp9cjwt2nud6rkk61u">
+      <w:hyperlink w:history="1" r:id="rIdgucmfty3vtpff7uws0kej">
         <w:r>
           <w:rPr>
             <w:rStyle w:val="Hyperlink"/>
@@ -1420,7 +1420,7 @@
         <w:spacing w:after="80"/>
         <w:ind w:left="600"/>
       </w:pPr>
-      <w:hyperlink w:history="1" r:id="rIdgdggzrdnotxrvxiq9s-zd">
+      <w:hyperlink w:history="1" r:id="rId5wtsjupuqsw1j7_0lbpmk">
         <w:r>
           <w:rPr>
             <w:rStyle w:val="Hyperlink"/>
@@ -1500,7 +1500,7 @@
         <w:spacing w:after="80"/>
         <w:ind w:left="600"/>
       </w:pPr>
-      <w:hyperlink w:history="1" r:id="rIdhmt3ks8nriz7ceqgegyz_">
+      <w:hyperlink w:history="1" r:id="rIdjx6amch5vv7yaqbznux7h">
         <w:r>
           <w:rPr>
             <w:rStyle w:val="Hyperlink"/>
@@ -1580,7 +1580,7 @@
         <w:spacing w:after="80"/>
         <w:ind w:left="600"/>
       </w:pPr>
-      <w:hyperlink w:history="1" r:id="rIdv42qivoggfsz1e-dphezg">
+      <w:hyperlink w:history="1" r:id="rIdowamrk9uypi9ykigjfnev">
         <w:r>
           <w:rPr>
             <w:rStyle w:val="Hyperlink"/>
@@ -1660,7 +1660,7 @@
         <w:spacing w:after="80"/>
         <w:ind w:left="600"/>
       </w:pPr>
-      <w:hyperlink w:history="1" r:id="rIdmyhi0g7wkqy3ogsrreacc">
+      <w:hyperlink w:history="1" r:id="rIdsfnx8-ryxmsdh-wvlghzo">
         <w:r>
           <w:rPr>
             <w:rStyle w:val="Hyperlink"/>
@@ -1740,7 +1740,7 @@
         <w:spacing w:after="80"/>
         <w:ind w:left="600"/>
       </w:pPr>
-      <w:hyperlink w:history="1" r:id="rIdjcifsdyh0r1g_nkg1mjdr">
+      <w:hyperlink w:history="1" r:id="rIdx7irs3rsm5ausgguvporg">
         <w:r>
           <w:rPr>
             <w:rStyle w:val="Hyperlink"/>
@@ -1820,7 +1820,7 @@
         <w:spacing w:after="80"/>
         <w:ind w:left="600"/>
       </w:pPr>
-      <w:hyperlink w:history="1" r:id="rIdhwrkp0hgsnznhgqctpu54">
+      <w:hyperlink w:history="1" r:id="rId9gwbwed2bcgkngzggqtkj">
         <w:r>
           <w:rPr>
             <w:rStyle w:val="Hyperlink"/>
@@ -1831,14 +1831,6 @@
     </w:p>
     <w:p>
       <w:pPr>
-        <w:pStyle w:val="Heading1"/>
-      </w:pPr>
-      <w:r>
-        <w:t xml:space="preserve">Real-world examples (industry cases and news)</w:t>
-      </w:r>
-    </w:p>
-    <w:p>
-      <w:pPr>
         <w:keepNext/>
         <w:spacing w:after="40" w:before="160"/>
         <w:ind w:left="600" w:hanging="600"/>
@@ -1848,6 +1840,254 @@
           <w:b/>
           <w:bCs/>
         </w:rPr>
+        <w:t xml:space="preserve">[20]	</w:t>
+      </w:r>
+      <w:r>
+        <w:t xml:space="preserve">MIT Department of Facilities. Central Utilities Plant (cogeneration; electricity, steam, chilled water; upgrade 2019–2021).</w:t>
+      </w:r>
+    </w:p>
+    <w:p>
+      <w:pPr>
+        <w:keepNext/>
+        <w:spacing w:after="40"/>
+        <w:ind w:left="600"/>
+      </w:pPr>
+      <w:r>
+        <w:rPr>
+          <w:b/>
+          <w:bCs/>
+          <w:color w:val="55636B"/>
+          <w:sz w:val="20"/>
+          <w:szCs w:val="20"/>
+        </w:rPr>
+        <w:t xml:space="preserve">Type: </w:t>
+      </w:r>
+      <w:r>
+        <w:rPr>
+          <w:color w:val="55636B"/>
+          <w:sz w:val="20"/>
+          <w:szCs w:val="20"/>
+        </w:rPr>
+        <w:t xml:space="preserve">Official report, data or documentation</w:t>
+      </w:r>
+    </w:p>
+    <w:p>
+      <w:pPr>
+        <w:keepNext/>
+        <w:spacing w:after="40"/>
+        <w:ind w:left="600"/>
+      </w:pPr>
+      <w:r>
+        <w:rPr>
+          <w:b/>
+          <w:bCs/>
+          <w:color w:val="C2662D"/>
+          <w:sz w:val="20"/>
+          <w:szCs w:val="20"/>
+        </w:rPr>
+        <w:t xml:space="preserve">How we used it: </w:t>
+      </w:r>
+      <w:r>
+        <w:rPr>
+          <w:sz w:val="20"/>
+          <w:szCs w:val="20"/>
+        </w:rPr>
+        <w:t xml:space="preserve">MIT’s Central Utilities Plant is a cogeneration plant feeding the campus district energy system; upgraded 2019–2021.</w:t>
+      </w:r>
+    </w:p>
+    <w:p>
+      <w:pPr>
+        <w:spacing w:after="80"/>
+        <w:ind w:left="600"/>
+      </w:pPr>
+      <w:hyperlink w:history="1" r:id="rId9io8-ohp8jqznoecbs1sj">
+        <w:r>
+          <w:rPr>
+            <w:rStyle w:val="Hyperlink"/>
+          </w:rPr>
+          <w:t xml:space="preserve">https://web.mit.edu/facilities/about/utilities/cup.html</w:t>
+        </w:r>
+      </w:hyperlink>
+    </w:p>
+    <w:p>
+      <w:pPr>
+        <w:keepNext/>
+        <w:spacing w:after="40" w:before="160"/>
+        <w:ind w:left="600" w:hanging="600"/>
+      </w:pPr>
+      <w:r>
+        <w:rPr>
+          <w:b/>
+          <w:bCs/>
+        </w:rPr>
+        <w:t xml:space="preserve">[21]	</w:t>
+      </w:r>
+      <w:r>
+        <w:t xml:space="preserve">MIT News (3 May 2017). Mass. Department of Environmental Protection set to approve Central Utilities Plant upgrade: two 22 MW turbines with heat recovery steam generators; serves 100+ buildings.</w:t>
+      </w:r>
+    </w:p>
+    <w:p>
+      <w:pPr>
+        <w:keepNext/>
+        <w:spacing w:after="40"/>
+        <w:ind w:left="600"/>
+      </w:pPr>
+      <w:r>
+        <w:rPr>
+          <w:b/>
+          <w:bCs/>
+          <w:color w:val="55636B"/>
+          <w:sz w:val="20"/>
+          <w:szCs w:val="20"/>
+        </w:rPr>
+        <w:t xml:space="preserve">Type: </w:t>
+      </w:r>
+      <w:r>
+        <w:rPr>
+          <w:color w:val="55636B"/>
+          <w:sz w:val="20"/>
+          <w:szCs w:val="20"/>
+        </w:rPr>
+        <w:t xml:space="preserve">Official report, data or documentation</w:t>
+      </w:r>
+    </w:p>
+    <w:p>
+      <w:pPr>
+        <w:keepNext/>
+        <w:spacing w:after="40"/>
+        <w:ind w:left="600"/>
+      </w:pPr>
+      <w:r>
+        <w:rPr>
+          <w:b/>
+          <w:bCs/>
+          <w:color w:val="C2662D"/>
+          <w:sz w:val="20"/>
+          <w:szCs w:val="20"/>
+        </w:rPr>
+        <w:t xml:space="preserve">How we used it: </w:t>
+      </w:r>
+      <w:r>
+        <w:rPr>
+          <w:sz w:val="20"/>
+          <w:szCs w:val="20"/>
+        </w:rPr>
+        <w:t xml:space="preserve">Two 22 MW turbines with heat-recovery steam generators; the plant serves 100+ MIT buildings.</w:t>
+      </w:r>
+    </w:p>
+    <w:p>
+      <w:pPr>
+        <w:spacing w:after="80"/>
+        <w:ind w:left="600"/>
+      </w:pPr>
+      <w:hyperlink w:history="1" r:id="rIdof6hirwfs2qmbtlxicnmv">
+        <w:r>
+          <w:rPr>
+            <w:rStyle w:val="Hyperlink"/>
+          </w:rPr>
+          <w:t xml:space="preserve">https://news.mit.edu/index%2Ephp/2017/mass-department-environmental-protection-set-to-approve-central-utilities-plant-upgrade-0503</w:t>
+        </w:r>
+      </w:hyperlink>
+    </w:p>
+    <w:p>
+      <w:pPr>
+        <w:keepNext/>
+        <w:spacing w:after="40" w:before="160"/>
+        <w:ind w:left="600" w:hanging="600"/>
+      </w:pPr>
+      <w:r>
+        <w:rPr>
+          <w:b/>
+          <w:bCs/>
+        </w:rPr>
+        <w:t xml:space="preserve">[23]	</w:t>
+      </w:r>
+      <w:r>
+        <w:t xml:space="preserve">MIT Office of Sustainability (Oct 2023). Decarbonizing MIT’s District Energy System (poster): pathways incl. heat pumps, geothermal, river-water heat exchange, storage, green steam.</w:t>
+      </w:r>
+    </w:p>
+    <w:p>
+      <w:pPr>
+        <w:keepNext/>
+        <w:spacing w:after="40"/>
+        <w:ind w:left="600"/>
+      </w:pPr>
+      <w:r>
+        <w:rPr>
+          <w:b/>
+          <w:bCs/>
+          <w:color w:val="55636B"/>
+          <w:sz w:val="20"/>
+          <w:szCs w:val="20"/>
+        </w:rPr>
+        <w:t xml:space="preserve">Type: </w:t>
+      </w:r>
+      <w:r>
+        <w:rPr>
+          <w:color w:val="55636B"/>
+          <w:sz w:val="20"/>
+          <w:szCs w:val="20"/>
+        </w:rPr>
+        <w:t xml:space="preserve">Official report, data or documentation</w:t>
+      </w:r>
+    </w:p>
+    <w:p>
+      <w:pPr>
+        <w:keepNext/>
+        <w:spacing w:after="40"/>
+        <w:ind w:left="600"/>
+      </w:pPr>
+      <w:r>
+        <w:rPr>
+          <w:b/>
+          <w:bCs/>
+          <w:color w:val="C2662D"/>
+          <w:sz w:val="20"/>
+          <w:szCs w:val="20"/>
+        </w:rPr>
+        <w:t xml:space="preserve">How we used it: </w:t>
+      </w:r>
+      <w:r>
+        <w:rPr>
+          <w:sz w:val="20"/>
+          <w:szCs w:val="20"/>
+        </w:rPr>
+        <w:t xml:space="preserve">MIT’s decarbonization pathways include heat pumps, geothermal, river-water heat exchange, storage and green-steam partners.</w:t>
+      </w:r>
+    </w:p>
+    <w:p>
+      <w:pPr>
+        <w:spacing w:after="80"/>
+        <w:ind w:left="600"/>
+      </w:pPr>
+      <w:hyperlink w:history="1" r:id="rIdqtnfpu_s8fyjqqoyrv1az">
+        <w:r>
+          <w:rPr>
+            <w:rStyle w:val="Hyperlink"/>
+          </w:rPr>
+          <w:t xml:space="preserve">https://sustainability.mit.edu/sites/default/files/2024-01/MIT%20Decarb%20District%20Energy%20Poster%202023-10-25%5B83%5D.pdf</w:t>
+        </w:r>
+      </w:hyperlink>
+    </w:p>
+    <w:p>
+      <w:pPr>
+        <w:pStyle w:val="Heading1"/>
+      </w:pPr>
+      <w:r>
+        <w:t xml:space="preserve">Real-world examples (industry cases and news)</w:t>
+      </w:r>
+    </w:p>
+    <w:p>
+      <w:pPr>
+        <w:keepNext/>
+        <w:spacing w:after="40" w:before="160"/>
+        <w:ind w:left="600" w:hanging="600"/>
+      </w:pPr>
+      <w:r>
+        <w:rPr>
+          <w:b/>
+          <w:bCs/>
+        </w:rPr>
         <w:t xml:space="preserve">[15]	</w:t>
       </w:r>
       <w:r>
@@ -1908,7 +2148,7 @@
         <w:spacing w:after="80"/>
         <w:ind w:left="600"/>
       </w:pPr>
-      <w:hyperlink w:history="1" r:id="rIdciitrkihksw5jcleaoujx">
+      <w:hyperlink w:history="1" r:id="rIdqd86pvhom9nuusrqxcuge">
         <w:r>
           <w:rPr>
             <w:rStyle w:val="Hyperlink"/>
@@ -1988,7 +2228,7 @@
         <w:spacing w:after="80"/>
         <w:ind w:left="600"/>
       </w:pPr>
-      <w:hyperlink w:history="1" r:id="rId94jgvitbvwcrqmj_xzjdx">
+      <w:hyperlink w:history="1" r:id="rIdlj9zi9qxupq_c0zylolrm">
         <w:r>
           <w:rPr>
             <w:rStyle w:val="Hyperlink"/>
@@ -2068,7 +2308,7 @@
         <w:spacing w:after="80"/>
         <w:ind w:left="600"/>
       </w:pPr>
-      <w:hyperlink w:history="1" r:id="rIdztuq5x1es8rertd2amivh">
+      <w:hyperlink w:history="1" r:id="rId0m5rcn6v5y2byveuhgekg">
         <w:r>
           <w:rPr>
             <w:rStyle w:val="Hyperlink"/>
@@ -2148,7 +2388,7 @@
         <w:spacing w:after="80"/>
         <w:ind w:left="600"/>
       </w:pPr>
-      <w:hyperlink w:history="1" r:id="rIdbfee2i-sa4fvfdnf7cati">
+      <w:hyperlink w:history="1" r:id="rIdsw3ksbb2y93kts8_rqqb_">
         <w:r>
           <w:rPr>
             <w:rStyle w:val="Hyperlink"/>
@@ -2228,7 +2468,7 @@
         <w:spacing w:after="80"/>
         <w:ind w:left="600"/>
       </w:pPr>
-      <w:hyperlink w:history="1" r:id="rIdanon7iw6mcspfq605cvlh">
+      <w:hyperlink w:history="1" r:id="rIda9y6e-l4yxoaxzjmgiqdc">
         <w:r>
           <w:rPr>
             <w:rStyle w:val="Hyperlink"/>
@@ -2239,22 +2479,6 @@
     </w:p>
     <w:p>
       <w:pPr>
-        <w:pStyle w:val="Heading1"/>
-      </w:pPr>
-      <w:r>
-        <w:t xml:space="preserve">Background reading</w:t>
-      </w:r>
-    </w:p>
-    <w:p>
-      <w:pPr>
-        <w:spacing w:after="120"/>
-      </w:pPr>
-      <w:r>
-        <w:t xml:space="preserve">Consulted during research and used in our answers to judges, but not cited on the slides.</w:t>
-      </w:r>
-    </w:p>
-    <w:p>
-      <w:pPr>
         <w:keepNext/>
         <w:spacing w:after="40" w:before="160"/>
         <w:ind w:left="600" w:hanging="600"/>
@@ -2264,6 +2488,342 @@
           <w:b/>
           <w:bCs/>
         </w:rPr>
+        <w:t xml:space="preserve">[22]	</w:t>
+      </w:r>
+      <w:r>
+        <w:t xml:space="preserve">International District Energy Association blog (27 Sep 2022). How MIT is working to reduce carbon emissions on our campus.</w:t>
+      </w:r>
+    </w:p>
+    <w:p>
+      <w:pPr>
+        <w:keepNext/>
+        <w:spacing w:after="40"/>
+        <w:ind w:left="600"/>
+      </w:pPr>
+      <w:r>
+        <w:rPr>
+          <w:b/>
+          <w:bCs/>
+          <w:color w:val="55636B"/>
+          <w:sz w:val="20"/>
+          <w:szCs w:val="20"/>
+        </w:rPr>
+        <w:t xml:space="preserve">Type: </w:t>
+      </w:r>
+      <w:r>
+        <w:rPr>
+          <w:color w:val="55636B"/>
+          <w:sz w:val="20"/>
+          <w:szCs w:val="20"/>
+        </w:rPr>
+        <w:t xml:space="preserve">Industry case or trade press</w:t>
+      </w:r>
+    </w:p>
+    <w:p>
+      <w:pPr>
+        <w:keepNext/>
+        <w:spacing w:after="40"/>
+        <w:ind w:left="600"/>
+      </w:pPr>
+      <w:r>
+        <w:rPr>
+          <w:b/>
+          <w:bCs/>
+          <w:color w:val="C2662D"/>
+          <w:sz w:val="20"/>
+          <w:szCs w:val="20"/>
+        </w:rPr>
+        <w:t xml:space="preserve">How we used it: </w:t>
+      </w:r>
+      <w:r>
+        <w:rPr>
+          <w:sz w:val="20"/>
+          <w:szCs w:val="20"/>
+        </w:rPr>
+        <w:t xml:space="preserve">MIT’s district energy history (cogeneration since 1995), net zero by 2026 and no direct emissions by 2050.</w:t>
+      </w:r>
+    </w:p>
+    <w:p>
+      <w:pPr>
+        <w:spacing w:after="80"/>
+        <w:ind w:left="600"/>
+      </w:pPr>
+      <w:hyperlink w:history="1" r:id="rId2ccsa5hlzn96gjnwi93uf">
+        <w:r>
+          <w:rPr>
+            <w:rStyle w:val="Hyperlink"/>
+          </w:rPr>
+          <w:t xml:space="preserve">https://www.districtenergy.org/blogs/district-energy/2022/09/27/how-mit-is-working-to-reduce-carbon-emissions-on-o</w:t>
+        </w:r>
+      </w:hyperlink>
+    </w:p>
+    <w:p>
+      <w:pPr>
+        <w:keepNext/>
+        <w:spacing w:after="40" w:before="160"/>
+        <w:ind w:left="600" w:hanging="600"/>
+      </w:pPr>
+      <w:r>
+        <w:rPr>
+          <w:b/>
+          <w:bCs/>
+        </w:rPr>
+        <w:t xml:space="preserve">[24]	</w:t>
+      </w:r>
+      <w:r>
+        <w:t xml:space="preserve">Inside Climate News (29 Jan 2025). As MIT aims to decarbonize, competing ideas focus on thermal energy systems.</w:t>
+      </w:r>
+    </w:p>
+    <w:p>
+      <w:pPr>
+        <w:keepNext/>
+        <w:spacing w:after="40"/>
+        <w:ind w:left="600"/>
+      </w:pPr>
+      <w:r>
+        <w:rPr>
+          <w:b/>
+          <w:bCs/>
+          <w:color w:val="55636B"/>
+          <w:sz w:val="20"/>
+          <w:szCs w:val="20"/>
+        </w:rPr>
+        <w:t xml:space="preserve">Type: </w:t>
+      </w:r>
+      <w:r>
+        <w:rPr>
+          <w:color w:val="55636B"/>
+          <w:sz w:val="20"/>
+          <w:szCs w:val="20"/>
+        </w:rPr>
+        <w:t xml:space="preserve">Industry case or trade press</w:t>
+      </w:r>
+    </w:p>
+    <w:p>
+      <w:pPr>
+        <w:keepNext/>
+        <w:spacing w:after="40"/>
+        <w:ind w:left="600"/>
+      </w:pPr>
+      <w:r>
+        <w:rPr>
+          <w:b/>
+          <w:bCs/>
+          <w:color w:val="C2662D"/>
+          <w:sz w:val="20"/>
+          <w:szCs w:val="20"/>
+        </w:rPr>
+        <w:t xml:space="preserve">How we used it: </w:t>
+      </w:r>
+      <w:r>
+        <w:rPr>
+          <w:sz w:val="20"/>
+          <w:szCs w:val="20"/>
+        </w:rPr>
+        <w:t xml:space="preserve">Options debated at MIT, including an ambient-temperature loop with boreholes as a thermal battery.</w:t>
+      </w:r>
+    </w:p>
+    <w:p>
+      <w:pPr>
+        <w:spacing w:after="80"/>
+        <w:ind w:left="600"/>
+      </w:pPr>
+      <w:hyperlink w:history="1" r:id="rId4u4qxzlcl6ldireb__olx">
+        <w:r>
+          <w:rPr>
+            <w:rStyle w:val="Hyperlink"/>
+          </w:rPr>
+          <w:t xml:space="preserve">https://insideclimatenews.org/news/29012025/mit-decarbonization-thermal-energy-systems/</w:t>
+        </w:r>
+      </w:hyperlink>
+    </w:p>
+    <w:p>
+      <w:pPr>
+        <w:keepNext/>
+        <w:spacing w:after="40" w:before="160"/>
+        <w:ind w:left="600" w:hanging="600"/>
+      </w:pPr>
+      <w:r>
+        <w:rPr>
+          <w:b/>
+          <w:bCs/>
+        </w:rPr>
+        <w:t xml:space="preserve">[25]	</w:t>
+      </w:r>
+      <w:r>
+        <w:t xml:space="preserve">Engineering News-Record (24 Apr 2024). Cambridge, Mass., cogeneration plant upgraded with 42-MW electric boiler (Vicinity Energy, Kendall).</w:t>
+      </w:r>
+    </w:p>
+    <w:p>
+      <w:pPr>
+        <w:keepNext/>
+        <w:spacing w:after="40"/>
+        <w:ind w:left="600"/>
+      </w:pPr>
+      <w:r>
+        <w:rPr>
+          <w:b/>
+          <w:bCs/>
+          <w:color w:val="55636B"/>
+          <w:sz w:val="20"/>
+          <w:szCs w:val="20"/>
+        </w:rPr>
+        <w:t xml:space="preserve">Type: </w:t>
+      </w:r>
+      <w:r>
+        <w:rPr>
+          <w:color w:val="55636B"/>
+          <w:sz w:val="20"/>
+          <w:szCs w:val="20"/>
+        </w:rPr>
+        <w:t xml:space="preserve">Industry case or trade press</w:t>
+      </w:r>
+    </w:p>
+    <w:p>
+      <w:pPr>
+        <w:keepNext/>
+        <w:spacing w:after="40"/>
+        <w:ind w:left="600"/>
+      </w:pPr>
+      <w:r>
+        <w:rPr>
+          <w:b/>
+          <w:bCs/>
+          <w:color w:val="C2662D"/>
+          <w:sz w:val="20"/>
+          <w:szCs w:val="20"/>
+        </w:rPr>
+        <w:t xml:space="preserve">How we used it: </w:t>
+      </w:r>
+      <w:r>
+        <w:rPr>
+          <w:sz w:val="20"/>
+          <w:szCs w:val="20"/>
+        </w:rPr>
+        <w:t xml:space="preserve">Vicinity’s 250 MW Kendall plant added a 42 MW electric boiler in 2024.</w:t>
+      </w:r>
+    </w:p>
+    <w:p>
+      <w:pPr>
+        <w:spacing w:after="80"/>
+        <w:ind w:left="600"/>
+      </w:pPr>
+      <w:hyperlink w:history="1" r:id="rIdes74jmthwr1nvklrnm9d7">
+        <w:r>
+          <w:rPr>
+            <w:rStyle w:val="Hyperlink"/>
+          </w:rPr>
+          <w:t xml:space="preserve">https://www.enr.com/articles/58524-cambridge-mass-cogeneration-plant-upgraded-with-42-mw-electric-boiler</w:t>
+        </w:r>
+      </w:hyperlink>
+    </w:p>
+    <w:p>
+      <w:pPr>
+        <w:keepNext/>
+        <w:spacing w:after="40" w:before="160"/>
+        <w:ind w:left="600" w:hanging="600"/>
+      </w:pPr>
+      <w:r>
+        <w:rPr>
+          <w:b/>
+          <w:bCs/>
+        </w:rPr>
+        <w:t xml:space="preserve">[26]	</w:t>
+      </w:r>
+      <w:r>
+        <w:t xml:space="preserve">pv magazine USA (6 Nov 2025). Work underway on ‘river’ heat pump complex in Massachusetts: 35 MW Charles River heat pump at Vicinity’s Kendall facility.</w:t>
+      </w:r>
+    </w:p>
+    <w:p>
+      <w:pPr>
+        <w:keepNext/>
+        <w:spacing w:after="40"/>
+        <w:ind w:left="600"/>
+      </w:pPr>
+      <w:r>
+        <w:rPr>
+          <w:b/>
+          <w:bCs/>
+          <w:color w:val="55636B"/>
+          <w:sz w:val="20"/>
+          <w:szCs w:val="20"/>
+        </w:rPr>
+        <w:t xml:space="preserve">Type: </w:t>
+      </w:r>
+      <w:r>
+        <w:rPr>
+          <w:color w:val="55636B"/>
+          <w:sz w:val="20"/>
+          <w:szCs w:val="20"/>
+        </w:rPr>
+        <w:t xml:space="preserve">Industry case or trade press</w:t>
+      </w:r>
+    </w:p>
+    <w:p>
+      <w:pPr>
+        <w:keepNext/>
+        <w:spacing w:after="40"/>
+        <w:ind w:left="600"/>
+      </w:pPr>
+      <w:r>
+        <w:rPr>
+          <w:b/>
+          <w:bCs/>
+          <w:color w:val="C2662D"/>
+          <w:sz w:val="20"/>
+          <w:szCs w:val="20"/>
+        </w:rPr>
+        <w:t xml:space="preserve">How we used it: </w:t>
+      </w:r>
+      <w:r>
+        <w:rPr>
+          <w:sz w:val="20"/>
+          <w:szCs w:val="20"/>
+        </w:rPr>
+        <w:t xml:space="preserve">Vicinity is building a 35 MW Charles River heat pump at Kendall, through 2028; real-world proof of river heat in Cambridge.</w:t>
+      </w:r>
+    </w:p>
+    <w:p>
+      <w:pPr>
+        <w:spacing w:after="80"/>
+        <w:ind w:left="600"/>
+      </w:pPr>
+      <w:hyperlink w:history="1" r:id="rIdnan2_m7zu1xmk9zraokrq">
+        <w:r>
+          <w:rPr>
+            <w:rStyle w:val="Hyperlink"/>
+          </w:rPr>
+          <w:t xml:space="preserve">https://pv-magazine-usa.com/2025/11/06/work-underway-on-river-heat-pump-complex-in-massachusetts/</w:t>
+        </w:r>
+      </w:hyperlink>
+    </w:p>
+    <w:p>
+      <w:pPr>
+        <w:pStyle w:val="Heading1"/>
+      </w:pPr>
+      <w:r>
+        <w:t xml:space="preserve">Background reading</w:t>
+      </w:r>
+    </w:p>
+    <w:p>
+      <w:pPr>
+        <w:spacing w:after="120"/>
+      </w:pPr>
+      <w:r>
+        <w:t xml:space="preserve">Consulted during research and used in our answers to judges, but not cited on the slides.</w:t>
+      </w:r>
+    </w:p>
+    <w:p>
+      <w:pPr>
+        <w:keepNext/>
+        <w:spacing w:after="40" w:before="160"/>
+        <w:ind w:left="600" w:hanging="600"/>
+      </w:pPr>
+      <w:r>
+        <w:rPr>
+          <w:b/>
+          <w:bCs/>
+        </w:rPr>
         <w:t xml:space="preserve">[B1]	</w:t>
       </w:r>
       <w:r>
@@ -2324,7 +2884,7 @@
         <w:spacing w:after="80"/>
         <w:ind w:left="600"/>
       </w:pPr>
-      <w:hyperlink w:history="1" r:id="rIdirsh4wjxxi5fc9rm7kyla">
+      <w:hyperlink w:history="1" r:id="rIdxy78lfph6nutk9rqnsupp">
         <w:r>
           <w:rPr>
             <w:rStyle w:val="Hyperlink"/>
@@ -2404,7 +2964,7 @@
         <w:spacing w:after="80"/>
         <w:ind w:left="600"/>
       </w:pPr>
-      <w:hyperlink w:history="1" r:id="rIdxkvf5xs_r8n_mid5fgldm">
+      <w:hyperlink w:history="1" r:id="rIdzwgvbhhgv5nekfcfj2vml">
         <w:r>
           <w:rPr>
             <w:rStyle w:val="Hyperlink"/>
@@ -2484,7 +3044,7 @@
         <w:spacing w:after="80"/>
         <w:ind w:left="600"/>
       </w:pPr>
-      <w:hyperlink w:history="1" r:id="rIdtf64biqkwemsufcfxxdi7">
+      <w:hyperlink w:history="1" r:id="rIdbfkwmp40kfriidsrmeact">
         <w:r>
           <w:rPr>
             <w:rStyle w:val="Hyperlink"/>
@@ -2564,7 +3124,7 @@
         <w:spacing w:after="80"/>
         <w:ind w:left="600"/>
       </w:pPr>
-      <w:hyperlink w:history="1" r:id="rIdcqfrmrwzu4g927rcn7k17">
+      <w:hyperlink w:history="1" r:id="rIdrh6g39cqeqchnpzyfvn_a">
         <w:r>
           <w:rPr>
             <w:rStyle w:val="Hyperlink"/>
@@ -2644,7 +3204,7 @@
         <w:spacing w:after="80"/>
         <w:ind w:left="600"/>
       </w:pPr>
-      <w:hyperlink w:history="1" r:id="rId_1koknis-xmlgdpenfghb">
+      <w:hyperlink w:history="1" r:id="rId7hytfshfx1rqy49xwdt9o">
         <w:r>
           <w:rPr>
             <w:rStyle w:val="Hyperlink"/>
@@ -2676,7 +3236,7 @@
       <w:r>
         <w:t xml:space="preserve">Live demo: </w:t>
       </w:r>
-      <w:hyperlink w:history="1" r:id="rIdvnqzsenegroc_fqr5zl66">
+      <w:hyperlink w:history="1" r:id="rId-vii4anyxayy8trtd8unn">
         <w:r>
           <w:rPr>
             <w:rStyle w:val="Hyperlink"/>

--- a/Cambridge_Token_Factory_Research_Citations.docx
+++ b/Cambridge_Token_Factory_Research_Citations.docx
@@ -764,7 +764,7 @@
         <w:spacing w:after="80"/>
         <w:ind w:left="600"/>
       </w:pPr>
-      <w:hyperlink w:history="1" r:id="rIdmdh_tbhnovpdpvdie-xoi">
+      <w:hyperlink w:history="1" r:id="rIdb1hg6aaic963p7v3tjre6">
         <w:r>
           <w:rPr>
             <w:rStyle w:val="Hyperlink"/>
@@ -844,7 +844,7 @@
         <w:spacing w:after="80"/>
         <w:ind w:left="600"/>
       </w:pPr>
-      <w:hyperlink w:history="1" r:id="rIdqd0qtu-5f7qsnwjcsxzqi">
+      <w:hyperlink w:history="1" r:id="rIdh9kwl7lmxwttgpbmua_o0">
         <w:r>
           <w:rPr>
             <w:rStyle w:val="Hyperlink"/>
@@ -867,7 +867,7 @@
         <w:t xml:space="preserve">[3]	</w:t>
       </w:r>
       <w:r>
-        <w:t xml:space="preserve">Oh H., Sickinger D., Acero-Allard D. (2025). Techno-economic analysis of reservoir (aquifer) thermal energy storage for data center cooling. Applied Energy. Summary by the National Laboratory of the Rockies (formerly NREL).</w:t>
+        <w:t xml:space="preserve">Oh H., Jin W., Peng P., Winick J.A., Sickinger D., Sartor D., Zhang Y., Beckers K., Kitz K., Acero-Allard D., Atkinson T.A., Dobson P. (2025). Techno-economic performance of reservoir thermal energy storage for data center cooling system. Applied Energy, 391, 125858. doi:10.1016/j.apenergy.2025.125858</w:t>
       </w:r>
     </w:p>
     <w:p>
@@ -924,12 +924,12 @@
         <w:spacing w:after="80"/>
         <w:ind w:left="600"/>
       </w:pPr>
-      <w:hyperlink w:history="1" r:id="rIdpwmqqfvo_ej6_aedt_9tp">
+      <w:hyperlink w:history="1" r:id="rId7nzs4ydp3wk4gbrd4jubt">
         <w:r>
           <w:rPr>
             <w:rStyle w:val="Hyperlink"/>
           </w:rPr>
-          <w:t xml:space="preserve">https://www.nrel.gov/grid/news/program/2025/nlr-analysis-identifies-reservoir-thermal-energy-storage-as-a-solution-for-data-center-cooling-needs</w:t>
+          <w:t xml:space="preserve">https://doi.org/10.1016/j.apenergy.2025.125858</w:t>
         </w:r>
       </w:hyperlink>
     </w:p>
@@ -1004,7 +1004,7 @@
         <w:spacing w:after="80"/>
         <w:ind w:left="600"/>
       </w:pPr>
-      <w:hyperlink w:history="1" r:id="rIdulgtqccjdu01ye_y78-m5">
+      <w:hyperlink w:history="1" r:id="rIdgyxa6k6q5bwijjoli5psa">
         <w:r>
           <w:rPr>
             <w:rStyle w:val="Hyperlink"/>
@@ -1084,7 +1084,7 @@
         <w:spacing w:after="80"/>
         <w:ind w:left="600"/>
       </w:pPr>
-      <w:hyperlink w:history="1" r:id="rIdj3kiufyxezawb1fga8zij">
+      <w:hyperlink w:history="1" r:id="rIdeaxkfz2wlwomdms6myzdt">
         <w:r>
           <w:rPr>
             <w:rStyle w:val="Hyperlink"/>
@@ -1172,7 +1172,7 @@
         <w:spacing w:after="80"/>
         <w:ind w:left="600"/>
       </w:pPr>
-      <w:hyperlink w:history="1" r:id="rIdnjgcovyi-khmvj06ogewg">
+      <w:hyperlink w:history="1" r:id="rIdqw5y_1uzpv__wyqv6ru66">
         <w:r>
           <w:rPr>
             <w:rStyle w:val="Hyperlink"/>
@@ -1252,7 +1252,7 @@
         <w:spacing w:after="80"/>
         <w:ind w:left="600"/>
       </w:pPr>
-      <w:hyperlink w:history="1" r:id="rId3hjb2dzff8zysj8oj2wl1">
+      <w:hyperlink w:history="1" r:id="rIdzzi4cqcu_k50ozijsmdfd">
         <w:r>
           <w:rPr>
             <w:rStyle w:val="Hyperlink"/>
@@ -1332,7 +1332,7 @@
         <w:spacing w:after="80"/>
         <w:ind w:left="600"/>
       </w:pPr>
-      <w:hyperlink w:history="1" r:id="rIdgucmfty3vtpff7uws0kej">
+      <w:hyperlink w:history="1" r:id="rId6ondd8ys8txhektkltn66">
         <w:r>
           <w:rPr>
             <w:rStyle w:val="Hyperlink"/>
@@ -1420,7 +1420,7 @@
         <w:spacing w:after="80"/>
         <w:ind w:left="600"/>
       </w:pPr>
-      <w:hyperlink w:history="1" r:id="rId5wtsjupuqsw1j7_0lbpmk">
+      <w:hyperlink w:history="1" r:id="rId2eperz_9gcg7pwfgxq6a2">
         <w:r>
           <w:rPr>
             <w:rStyle w:val="Hyperlink"/>
@@ -1500,7 +1500,7 @@
         <w:spacing w:after="80"/>
         <w:ind w:left="600"/>
       </w:pPr>
-      <w:hyperlink w:history="1" r:id="rIdjx6amch5vv7yaqbznux7h">
+      <w:hyperlink w:history="1" r:id="rIdhio3wiikpnfiemhksfd7b">
         <w:r>
           <w:rPr>
             <w:rStyle w:val="Hyperlink"/>
@@ -1580,7 +1580,7 @@
         <w:spacing w:after="80"/>
         <w:ind w:left="600"/>
       </w:pPr>
-      <w:hyperlink w:history="1" r:id="rIdowamrk9uypi9ykigjfnev">
+      <w:hyperlink w:history="1" r:id="rIdl35t_ovw7d5liv-egjj3w">
         <w:r>
           <w:rPr>
             <w:rStyle w:val="Hyperlink"/>
@@ -1660,7 +1660,7 @@
         <w:spacing w:after="80"/>
         <w:ind w:left="600"/>
       </w:pPr>
-      <w:hyperlink w:history="1" r:id="rIdsfnx8-ryxmsdh-wvlghzo">
+      <w:hyperlink w:history="1" r:id="rIdqfjb568urn24q-prvvary">
         <w:r>
           <w:rPr>
             <w:rStyle w:val="Hyperlink"/>
@@ -1740,7 +1740,7 @@
         <w:spacing w:after="80"/>
         <w:ind w:left="600"/>
       </w:pPr>
-      <w:hyperlink w:history="1" r:id="rIdx7irs3rsm5ausgguvporg">
+      <w:hyperlink w:history="1" r:id="rIdhaidpp2xa-3kb_4lonmag">
         <w:r>
           <w:rPr>
             <w:rStyle w:val="Hyperlink"/>
@@ -1820,7 +1820,7 @@
         <w:spacing w:after="80"/>
         <w:ind w:left="600"/>
       </w:pPr>
-      <w:hyperlink w:history="1" r:id="rId9gwbwed2bcgkngzggqtkj">
+      <w:hyperlink w:history="1" r:id="rIdmsvn9hubdwsh5gbf1jqlv">
         <w:r>
           <w:rPr>
             <w:rStyle w:val="Hyperlink"/>
@@ -1900,7 +1900,7 @@
         <w:spacing w:after="80"/>
         <w:ind w:left="600"/>
       </w:pPr>
-      <w:hyperlink w:history="1" r:id="rId9io8-ohp8jqznoecbs1sj">
+      <w:hyperlink w:history="1" r:id="rIdfbiwngzotocaivqivgado">
         <w:r>
           <w:rPr>
             <w:rStyle w:val="Hyperlink"/>
@@ -1980,7 +1980,7 @@
         <w:spacing w:after="80"/>
         <w:ind w:left="600"/>
       </w:pPr>
-      <w:hyperlink w:history="1" r:id="rIdof6hirwfs2qmbtlxicnmv">
+      <w:hyperlink w:history="1" r:id="rIdnquuk3jw9m0va_gclbyj5">
         <w:r>
           <w:rPr>
             <w:rStyle w:val="Hyperlink"/>
@@ -2060,7 +2060,7 @@
         <w:spacing w:after="80"/>
         <w:ind w:left="600"/>
       </w:pPr>
-      <w:hyperlink w:history="1" r:id="rIdqtnfpu_s8fyjqqoyrv1az">
+      <w:hyperlink w:history="1" r:id="rIdgpfvkov9bppd_ysh-mdfa">
         <w:r>
           <w:rPr>
             <w:rStyle w:val="Hyperlink"/>
@@ -2148,7 +2148,7 @@
         <w:spacing w:after="80"/>
         <w:ind w:left="600"/>
       </w:pPr>
-      <w:hyperlink w:history="1" r:id="rIdqd86pvhom9nuusrqxcuge">
+      <w:hyperlink w:history="1" r:id="rIditfyaopcl9dt7kxc1rbyz">
         <w:r>
           <w:rPr>
             <w:rStyle w:val="Hyperlink"/>
@@ -2228,7 +2228,7 @@
         <w:spacing w:after="80"/>
         <w:ind w:left="600"/>
       </w:pPr>
-      <w:hyperlink w:history="1" r:id="rIdlj9zi9qxupq_c0zylolrm">
+      <w:hyperlink w:history="1" r:id="rIdfwvjg1gpkxmfyz27jqf-a">
         <w:r>
           <w:rPr>
             <w:rStyle w:val="Hyperlink"/>
@@ -2308,7 +2308,7 @@
         <w:spacing w:after="80"/>
         <w:ind w:left="600"/>
       </w:pPr>
-      <w:hyperlink w:history="1" r:id="rId0m5rcn6v5y2byveuhgekg">
+      <w:hyperlink w:history="1" r:id="rIdos8byx1pdyg7lqjbsi0ds">
         <w:r>
           <w:rPr>
             <w:rStyle w:val="Hyperlink"/>
@@ -2388,7 +2388,7 @@
         <w:spacing w:after="80"/>
         <w:ind w:left="600"/>
       </w:pPr>
-      <w:hyperlink w:history="1" r:id="rIdsw3ksbb2y93kts8_rqqb_">
+      <w:hyperlink w:history="1" r:id="rIdsttre4n6dyvzcqlnwsk_g">
         <w:r>
           <w:rPr>
             <w:rStyle w:val="Hyperlink"/>
@@ -2468,7 +2468,7 @@
         <w:spacing w:after="80"/>
         <w:ind w:left="600"/>
       </w:pPr>
-      <w:hyperlink w:history="1" r:id="rIda9y6e-l4yxoaxzjmgiqdc">
+      <w:hyperlink w:history="1" r:id="rId-hzv0dbimfrejwofuim7f">
         <w:r>
           <w:rPr>
             <w:rStyle w:val="Hyperlink"/>
@@ -2548,7 +2548,7 @@
         <w:spacing w:after="80"/>
         <w:ind w:left="600"/>
       </w:pPr>
-      <w:hyperlink w:history="1" r:id="rId2ccsa5hlzn96gjnwi93uf">
+      <w:hyperlink w:history="1" r:id="rIdo3fj-rtbiymcyioiwmjx9">
         <w:r>
           <w:rPr>
             <w:rStyle w:val="Hyperlink"/>
@@ -2628,7 +2628,7 @@
         <w:spacing w:after="80"/>
         <w:ind w:left="600"/>
       </w:pPr>
-      <w:hyperlink w:history="1" r:id="rId4u4qxzlcl6ldireb__olx">
+      <w:hyperlink w:history="1" r:id="rIdsfyra0fp3wcjxj4xjpzmo">
         <w:r>
           <w:rPr>
             <w:rStyle w:val="Hyperlink"/>
@@ -2708,7 +2708,7 @@
         <w:spacing w:after="80"/>
         <w:ind w:left="600"/>
       </w:pPr>
-      <w:hyperlink w:history="1" r:id="rIdes74jmthwr1nvklrnm9d7">
+      <w:hyperlink w:history="1" r:id="rIdovdtfqlg4usnikpulnc2w">
         <w:r>
           <w:rPr>
             <w:rStyle w:val="Hyperlink"/>
@@ -2788,7 +2788,7 @@
         <w:spacing w:after="80"/>
         <w:ind w:left="600"/>
       </w:pPr>
-      <w:hyperlink w:history="1" r:id="rIdnan2_m7zu1xmk9zraokrq">
+      <w:hyperlink w:history="1" r:id="rIdptztc-x-a7vkyj6g1x9_u">
         <w:r>
           <w:rPr>
             <w:rStyle w:val="Hyperlink"/>
@@ -2884,7 +2884,7 @@
         <w:spacing w:after="80"/>
         <w:ind w:left="600"/>
       </w:pPr>
-      <w:hyperlink w:history="1" r:id="rIdxy78lfph6nutk9rqnsupp">
+      <w:hyperlink w:history="1" r:id="rIdmazsj7f6-jytk_dqwhru2">
         <w:r>
           <w:rPr>
             <w:rStyle w:val="Hyperlink"/>
@@ -2964,7 +2964,7 @@
         <w:spacing w:after="80"/>
         <w:ind w:left="600"/>
       </w:pPr>
-      <w:hyperlink w:history="1" r:id="rIdzwgvbhhgv5nekfcfj2vml">
+      <w:hyperlink w:history="1" r:id="rIdormhonwt3zkphikli0zic">
         <w:r>
           <w:rPr>
             <w:rStyle w:val="Hyperlink"/>
@@ -3044,7 +3044,7 @@
         <w:spacing w:after="80"/>
         <w:ind w:left="600"/>
       </w:pPr>
-      <w:hyperlink w:history="1" r:id="rIdbfkwmp40kfriidsrmeact">
+      <w:hyperlink w:history="1" r:id="rId1cnanm1f4i2oqyxqa-b2s">
         <w:r>
           <w:rPr>
             <w:rStyle w:val="Hyperlink"/>
@@ -3124,7 +3124,7 @@
         <w:spacing w:after="80"/>
         <w:ind w:left="600"/>
       </w:pPr>
-      <w:hyperlink w:history="1" r:id="rIdrh6g39cqeqchnpzyfvn_a">
+      <w:hyperlink w:history="1" r:id="rIdgarg9ykrw4y9uvcxaqu2q">
         <w:r>
           <w:rPr>
             <w:rStyle w:val="Hyperlink"/>
@@ -3204,7 +3204,7 @@
         <w:spacing w:after="80"/>
         <w:ind w:left="600"/>
       </w:pPr>
-      <w:hyperlink w:history="1" r:id="rId7hytfshfx1rqy49xwdt9o">
+      <w:hyperlink w:history="1" r:id="rId0-2sqq_wbyqob5q1mdhf_">
         <w:r>
           <w:rPr>
             <w:rStyle w:val="Hyperlink"/>
@@ -3236,7 +3236,7 @@
       <w:r>
         <w:t xml:space="preserve">Live demo: </w:t>
       </w:r>
-      <w:hyperlink w:history="1" r:id="rId-vii4anyxayy8trtd8unn">
+      <w:hyperlink w:history="1" r:id="rIdz1p4nlktiaof7nmndf-j_">
         <w:r>
           <w:rPr>
             <w:rStyle w:val="Hyperlink"/>
